--- a/track2/data/generated/onedrive/Briefings/07_Leadership_Breakfast_Briefing_Template.docx
+++ b/track2/data/generated/onedrive/Briefings/07_Leadership_Breakfast_Briefing_Template.docx
@@ -33,7 +33,7 @@
           <w:sz w:val="21"/>
           <w:szCs w:val="21"/>
         </w:rPr>
-        <w:t xml:space="preserve">Track3에서 정형 지표와 M365 근거를 결합하는 브리핑 구조를 제공한다.</w:t>
+        <w:t xml:space="preserve">Track4 FoundryIQ에서 정형 지표와 M365 근거를 결합하는 브리핑 구조를 제공한다.</w:t>
       </w:r>
     </w:p>
     <w:tbl>
